--- a/templates/F19.docx
+++ b/templates/F19.docx
@@ -1,6 +1,6 @@
 
 <file path=word/document.xml><?xml version="1.0" encoding="utf-8"?>
-<w:document xmlns:wpc="http://schemas.microsoft.com/office/word/2010/wordprocessingCanvas" xmlns:cx="http://schemas.microsoft.com/office/drawing/2014/chartex" xmlns:cx1="http://schemas.microsoft.com/office/drawing/2015/9/8/chartex" xmlns:cx2="http://schemas.microsoft.com/office/drawing/2015/10/21/chartex" xmlns:cx3="http://schemas.microsoft.com/office/drawing/2016/5/9/chartex" xmlns:cx4="http://schemas.microsoft.com/office/drawing/2016/5/10/chartex" xmlns:cx5="http://schemas.microsoft.com/office/drawing/2016/5/11/chartex" xmlns:cx6="http://schemas.microsoft.com/office/drawing/2016/5/12/chartex" xmlns:cx7="http://schemas.microsoft.com/office/drawing/2016/5/13/chartex" xmlns:cx8="http://schemas.microsoft.com/office/drawing/2016/5/14/chartex" xmlns:mc="http://schemas.openxmlformats.org/markup-compatibility/2006" xmlns:aink="http://schemas.microsoft.com/office/drawing/2016/ink" xmlns:am3d="http://schemas.microsoft.com/office/drawing/2017/model3d" xmlns:o="urn:schemas-microsoft-com:office:office" xmlns:oel="http://schemas.microsoft.com/office/2019/extlst" xmlns:r="http://schemas.openxmlformats.org/officeDocument/2006/relationships" xmlns:m="http://schemas.openxmlformats.org/officeDocument/2006/math" xmlns:v="urn:schemas-microsoft-com:vml" xmlns:wp14="http://schemas.microsoft.com/office/word/2010/wordprocessingDrawing" xmlns:wp="http://schemas.openxmlformats.org/drawingml/2006/wordprocessingDrawing" xmlns:w10="urn:schemas-microsoft-com:office:word" xmlns:w="http://schemas.openxmlformats.org/wordprocessingml/2006/main" xmlns:w14="http://schemas.microsoft.com/office/word/2010/wordml" xmlns:w15="http://schemas.microsoft.com/office/word/2012/wordml" xmlns:w16cei="http://schemas.microsoft.com/office/word/2026/wordml/cei" xmlns:w16cex="http://schemas.microsoft.com/office/word/2018/wordml/cex" xmlns:w16cid="http://schemas.microsoft.com/office/word/2016/wordml/cid" xmlns:w16="http://schemas.microsoft.com/office/word/2018/wordml" xmlns:w16du="http://schemas.microsoft.com/office/word/2023/wordml/word16du" xmlns:w16sdtdh="http://schemas.microsoft.com/office/word/2020/wordml/sdtdatahash" xmlns:w16sdtfl="http://schemas.microsoft.com/office/word/2024/wordml/sdtformatlock" xmlns:w16se="http://schemas.microsoft.com/office/word/2015/wordml/symex" xmlns:wpg="http://schemas.microsoft.com/office/word/2010/wordprocessingGroup" xmlns:wpi="http://schemas.microsoft.com/office/word/2010/wordprocessingInk" xmlns:wne="http://schemas.microsoft.com/office/word/2006/wordml" xmlns:wps="http://schemas.microsoft.com/office/word/2010/wordprocessingShape" mc:Ignorable="w14 w15 w16se w16cid w16 w16cex w16sdtdh w16sdtfl w16du wp14">
+<w:document xmlns:wpc="http://schemas.microsoft.com/office/word/2010/wordprocessingCanvas" xmlns:cx="http://schemas.microsoft.com/office/drawing/2014/chartex" xmlns:cx1="http://schemas.microsoft.com/office/drawing/2015/9/8/chartex" xmlns:cx2="http://schemas.microsoft.com/office/drawing/2015/10/21/chartex" xmlns:cx3="http://schemas.microsoft.com/office/drawing/2016/5/9/chartex" xmlns:cx4="http://schemas.microsoft.com/office/drawing/2016/5/10/chartex" xmlns:cx5="http://schemas.microsoft.com/office/drawing/2016/5/11/chartex" xmlns:cx6="http://schemas.microsoft.com/office/drawing/2016/5/12/chartex" xmlns:cx7="http://schemas.microsoft.com/office/drawing/2016/5/13/chartex" xmlns:cx8="http://schemas.microsoft.com/office/drawing/2016/5/14/chartex" xmlns:mc="http://schemas.openxmlformats.org/markup-compatibility/2006" xmlns:aink="http://schemas.microsoft.com/office/drawing/2016/ink" xmlns:am3d="http://schemas.microsoft.com/office/drawing/2017/model3d" xmlns:o="urn:schemas-microsoft-com:office:office" xmlns:oel="http://schemas.microsoft.com/office/2019/extlst" xmlns:r="http://schemas.openxmlformats.org/officeDocument/2006/relationships" xmlns:m="http://schemas.openxmlformats.org/officeDocument/2006/math" xmlns:v="urn:schemas-microsoft-com:vml" xmlns:wp14="http://schemas.microsoft.com/office/word/2010/wordprocessingDrawing" xmlns:wp="http://schemas.openxmlformats.org/drawingml/2006/wordprocessingDrawing" xmlns:w10="urn:schemas-microsoft-com:office:word" xmlns:w="http://schemas.openxmlformats.org/wordprocessingml/2006/main" xmlns:w14="http://schemas.microsoft.com/office/word/2010/wordml" xmlns:w15="http://schemas.microsoft.com/office/word/2012/wordml" xmlns:w16cex="http://schemas.microsoft.com/office/word/2018/wordml/cex" xmlns:w16cid="http://schemas.microsoft.com/office/word/2016/wordml/cid" xmlns:w16="http://schemas.microsoft.com/office/word/2018/wordml" xmlns:w16du="http://schemas.microsoft.com/office/word/2023/wordml/word16du" xmlns:w16sdtdh="http://schemas.microsoft.com/office/word/2020/wordml/sdtdatahash" xmlns:w16sdtfl="http://schemas.microsoft.com/office/word/2024/wordml/sdtformatlock" xmlns:w16se="http://schemas.microsoft.com/office/word/2015/wordml/symex" xmlns:wpg="http://schemas.microsoft.com/office/word/2010/wordprocessingGroup" xmlns:wpi="http://schemas.microsoft.com/office/word/2010/wordprocessingInk" xmlns:wne="http://schemas.microsoft.com/office/word/2006/wordml" xmlns:wps="http://schemas.microsoft.com/office/word/2010/wordprocessingShape" mc:Ignorable="w14 w15 w16se w16cid w16 w16cex w16sdtdh w16sdtfl w16du wp14">
   <w:body>
     <w:p>
       <w:pPr>
@@ -103,13 +103,8 @@
       </w:pPr>
     </w:p>
     <w:p>
-      <w:proofErr w:type="spellStart"/>
-      <w:r>
-        <w:t>Dengan</w:t>
-      </w:r>
-      <w:proofErr w:type="spellEnd"/>
-      <w:r>
-        <w:t xml:space="preserve"> </w:t>
+      <w:r>
+        <w:t xml:space="preserve">Dengan </w:t>
       </w:r>
       <w:proofErr w:type="spellStart"/>
       <w:r>
@@ -677,19 +672,19 @@
     <w:p>
       <w:pPr>
         <w:rPr>
-          <w:lang w:val="fi-FI"/>
+          <w:lang w:val="nl-NL"/>
         </w:rPr>
       </w:pPr>
     </w:p>
     <w:p>
       <w:pPr>
         <w:rPr>
-          <w:lang w:val="fi-FI"/>
+          <w:lang w:val="nl-NL"/>
         </w:rPr>
       </w:pPr>
       <w:r>
         <w:rPr>
-          <w:lang w:val="fi-FI"/>
+          <w:lang w:val="nl-NL"/>
         </w:rPr>
         <w:t>Demikian inventaris kendaraan dinas ini kami kembalikan karena telah selesai dalam penggunaan.</w:t>
       </w:r>
@@ -702,49 +697,49 @@
       </w:pPr>
       <w:r>
         <w:rPr>
-          <w:lang w:val="fi-FI"/>
-        </w:rPr>
-        <w:tab/>
-      </w:r>
-      <w:r>
-        <w:rPr>
-          <w:lang w:val="fi-FI"/>
-        </w:rPr>
-        <w:tab/>
-      </w:r>
-      <w:r>
-        <w:rPr>
-          <w:lang w:val="fi-FI"/>
-        </w:rPr>
-        <w:tab/>
-      </w:r>
-      <w:r>
-        <w:rPr>
-          <w:lang w:val="fi-FI"/>
-        </w:rPr>
-        <w:tab/>
-      </w:r>
-      <w:r>
-        <w:rPr>
-          <w:lang w:val="fi-FI"/>
-        </w:rPr>
-        <w:tab/>
-      </w:r>
-      <w:r>
-        <w:rPr>
-          <w:lang w:val="fi-FI"/>
-        </w:rPr>
-        <w:tab/>
-      </w:r>
-      <w:r>
-        <w:rPr>
-          <w:lang w:val="fi-FI"/>
-        </w:rPr>
-        <w:tab/>
-      </w:r>
-      <w:r>
-        <w:rPr>
-          <w:lang w:val="fi-FI"/>
+          <w:lang w:val="nl-NL"/>
+        </w:rPr>
+        <w:tab/>
+      </w:r>
+      <w:r>
+        <w:rPr>
+          <w:lang w:val="nl-NL"/>
+        </w:rPr>
+        <w:tab/>
+      </w:r>
+      <w:r>
+        <w:rPr>
+          <w:lang w:val="nl-NL"/>
+        </w:rPr>
+        <w:tab/>
+      </w:r>
+      <w:r>
+        <w:rPr>
+          <w:lang w:val="nl-NL"/>
+        </w:rPr>
+        <w:tab/>
+      </w:r>
+      <w:r>
+        <w:rPr>
+          <w:lang w:val="nl-NL"/>
+        </w:rPr>
+        <w:tab/>
+      </w:r>
+      <w:r>
+        <w:rPr>
+          <w:lang w:val="nl-NL"/>
+        </w:rPr>
+        <w:tab/>
+      </w:r>
+      <w:r>
+        <w:rPr>
+          <w:lang w:val="nl-NL"/>
+        </w:rPr>
+        <w:tab/>
+      </w:r>
+      <w:r>
+        <w:rPr>
+          <w:lang w:val="nl-NL"/>
         </w:rPr>
         <w:tab/>
         <w:t xml:space="preserve">Bandung, </w:t>
@@ -759,48 +754,48 @@
     <w:p>
       <w:pPr>
         <w:rPr>
-          <w:lang w:val="fi-FI"/>
+          <w:lang w:val="nl-NL"/>
         </w:rPr>
       </w:pPr>
       <w:r>
         <w:rPr>
-          <w:lang w:val="fi-FI"/>
+          <w:lang w:val="nl-NL"/>
         </w:rPr>
         <w:t>Yang Menerima</w:t>
       </w:r>
       <w:r>
         <w:rPr>
-          <w:lang w:val="fi-FI"/>
-        </w:rPr>
-        <w:tab/>
-      </w:r>
-      <w:r>
-        <w:rPr>
-          <w:lang w:val="fi-FI"/>
-        </w:rPr>
-        <w:tab/>
-      </w:r>
-      <w:r>
-        <w:rPr>
-          <w:lang w:val="fi-FI"/>
-        </w:rPr>
-        <w:tab/>
-      </w:r>
-      <w:r>
-        <w:rPr>
-          <w:lang w:val="fi-FI"/>
-        </w:rPr>
-        <w:tab/>
-      </w:r>
-      <w:r>
-        <w:rPr>
-          <w:lang w:val="fi-FI"/>
-        </w:rPr>
-        <w:tab/>
-      </w:r>
-      <w:r>
-        <w:rPr>
-          <w:lang w:val="fi-FI"/>
+          <w:lang w:val="nl-NL"/>
+        </w:rPr>
+        <w:tab/>
+      </w:r>
+      <w:r>
+        <w:rPr>
+          <w:lang w:val="nl-NL"/>
+        </w:rPr>
+        <w:tab/>
+      </w:r>
+      <w:r>
+        <w:rPr>
+          <w:lang w:val="nl-NL"/>
+        </w:rPr>
+        <w:tab/>
+      </w:r>
+      <w:r>
+        <w:rPr>
+          <w:lang w:val="nl-NL"/>
+        </w:rPr>
+        <w:tab/>
+      </w:r>
+      <w:r>
+        <w:rPr>
+          <w:lang w:val="nl-NL"/>
+        </w:rPr>
+        <w:tab/>
+      </w:r>
+      <w:r>
+        <w:rPr>
+          <w:lang w:val="nl-NL"/>
         </w:rPr>
         <w:tab/>
         <w:t>Yang Mengembalikan</w:t>
@@ -809,48 +804,48 @@
     <w:p>
       <w:pPr>
         <w:rPr>
-          <w:lang w:val="fi-FI"/>
+          <w:lang w:val="nl-NL"/>
         </w:rPr>
       </w:pPr>
       <w:r>
         <w:rPr>
-          <w:lang w:val="fi-FI"/>
+          <w:lang w:val="nl-NL"/>
         </w:rPr>
         <w:t>PJ Sarpras Umum</w:t>
       </w:r>
       <w:r>
         <w:rPr>
-          <w:lang w:val="fi-FI"/>
-        </w:rPr>
-        <w:tab/>
-      </w:r>
-      <w:r>
-        <w:rPr>
-          <w:lang w:val="fi-FI"/>
-        </w:rPr>
-        <w:tab/>
-      </w:r>
-      <w:r>
-        <w:rPr>
-          <w:lang w:val="fi-FI"/>
-        </w:rPr>
-        <w:tab/>
-      </w:r>
-      <w:r>
-        <w:rPr>
-          <w:lang w:val="fi-FI"/>
-        </w:rPr>
-        <w:tab/>
-      </w:r>
-      <w:r>
-        <w:rPr>
-          <w:lang w:val="fi-FI"/>
-        </w:rPr>
-        <w:tab/>
-      </w:r>
-      <w:r>
-        <w:rPr>
-          <w:lang w:val="fi-FI"/>
+          <w:lang w:val="nl-NL"/>
+        </w:rPr>
+        <w:tab/>
+      </w:r>
+      <w:r>
+        <w:rPr>
+          <w:lang w:val="nl-NL"/>
+        </w:rPr>
+        <w:tab/>
+      </w:r>
+      <w:r>
+        <w:rPr>
+          <w:lang w:val="nl-NL"/>
+        </w:rPr>
+        <w:tab/>
+      </w:r>
+      <w:r>
+        <w:rPr>
+          <w:lang w:val="nl-NL"/>
+        </w:rPr>
+        <w:tab/>
+      </w:r>
+      <w:r>
+        <w:rPr>
+          <w:lang w:val="nl-NL"/>
+        </w:rPr>
+        <w:tab/>
+      </w:r>
+      <w:r>
+        <w:rPr>
+          <w:lang w:val="nl-NL"/>
         </w:rPr>
         <w:tab/>
         <w:t>Katim/Kaur/PJ……….…,</w:t>
@@ -859,163 +854,200 @@
     <w:p>
       <w:pPr>
         <w:rPr>
-          <w:lang w:val="fi-FI"/>
+          <w:lang w:val="nl-NL"/>
         </w:rPr>
       </w:pPr>
     </w:p>
     <w:p>
       <w:pPr>
         <w:rPr>
-          <w:lang w:val="fi-FI"/>
+          <w:lang w:val="nl-NL"/>
         </w:rPr>
       </w:pPr>
     </w:p>
     <w:p>
       <w:pPr>
         <w:rPr>
-          <w:lang w:val="fi-FI"/>
+          <w:lang w:val="nl-NL"/>
         </w:rPr>
       </w:pPr>
     </w:p>
     <w:p>
       <w:pPr>
         <w:rPr>
-          <w:lang w:val="fi-FI"/>
+          <w:lang w:val="nl-NL"/>
         </w:rPr>
       </w:pPr>
       <w:r>
-        <w:rPr>
-          <w:lang w:val="fi-FI"/>
-        </w:rPr>
-        <w:t>Usyuwandi Gunawan</w:t>
-      </w:r>
-      <w:r>
-        <w:rPr>
-          <w:lang w:val="fi-FI"/>
-        </w:rPr>
-        <w:tab/>
-      </w:r>
-      <w:r>
-        <w:rPr>
-          <w:lang w:val="fi-FI"/>
-        </w:rPr>
-        <w:tab/>
-      </w:r>
-      <w:r>
-        <w:rPr>
-          <w:lang w:val="fi-FI"/>
-        </w:rPr>
-        <w:tab/>
-      </w:r>
-      <w:r>
-        <w:rPr>
-          <w:lang w:val="fi-FI"/>
-        </w:rPr>
-        <w:tab/>
-      </w:r>
-      <w:r>
-        <w:rPr>
-          <w:lang w:val="fi-FI"/>
-        </w:rPr>
-        <w:tab/>
-      </w:r>
-      <w:r>
-        <w:rPr>
-          <w:lang w:val="fi-FI"/>
-        </w:rPr>
-        <w:tab/>
-        <w:t>…………………….…….</w:t>
+        <w:t>{{pic}}</w:t>
+      </w:r>
+      <w:r>
+        <w:rPr>
+          <w:lang w:val="nl-NL"/>
+        </w:rPr>
+        <w:tab/>
+      </w:r>
+      <w:r>
+        <w:rPr>
+          <w:lang w:val="nl-NL"/>
+        </w:rPr>
+        <w:tab/>
+      </w:r>
+      <w:r>
+        <w:rPr>
+          <w:lang w:val="nl-NL"/>
+        </w:rPr>
+        <w:tab/>
+      </w:r>
+      <w:r>
+        <w:rPr>
+          <w:lang w:val="nl-NL"/>
+        </w:rPr>
+        <w:tab/>
+      </w:r>
+      <w:r>
+        <w:rPr>
+          <w:lang w:val="nl-NL"/>
+        </w:rPr>
+        <w:tab/>
+      </w:r>
+      <w:r>
+        <w:rPr>
+          <w:lang w:val="nl-NL"/>
+        </w:rPr>
+        <w:tab/>
+      </w:r>
+      <w:r>
+        <w:rPr>
+          <w:lang w:val="nl-NL"/>
+        </w:rPr>
+        <w:tab/>
+      </w:r>
+      <w:r>
+        <w:rPr>
+          <w:lang w:val="nl-NL"/>
+        </w:rPr>
+        <w:t>{{namaPegawai}}</w:t>
       </w:r>
     </w:p>
     <w:p>
       <w:pPr>
         <w:rPr>
-          <w:lang w:val="fi-FI"/>
+          <w:lang w:val="nl-NL"/>
         </w:rPr>
       </w:pPr>
       <w:r>
         <w:rPr>
-          <w:lang w:val="fi-FI"/>
-        </w:rPr>
-        <w:t>NIP 196808241989031001</w:t>
-      </w:r>
-      <w:r>
-        <w:rPr>
-          <w:lang w:val="fi-FI"/>
-        </w:rPr>
-        <w:tab/>
-      </w:r>
-      <w:r>
-        <w:rPr>
-          <w:lang w:val="fi-FI"/>
-        </w:rPr>
-        <w:tab/>
-      </w:r>
-      <w:r>
-        <w:rPr>
-          <w:lang w:val="fi-FI"/>
-        </w:rPr>
-        <w:tab/>
-      </w:r>
-      <w:r>
-        <w:rPr>
-          <w:lang w:val="fi-FI"/>
-        </w:rPr>
-        <w:tab/>
-      </w:r>
-      <w:r>
-        <w:rPr>
-          <w:lang w:val="fi-FI"/>
-        </w:rPr>
-        <w:tab/>
+          <w:lang w:val="nl-NL"/>
+        </w:rPr>
+        <w:t xml:space="preserve">NIP </w:t>
+      </w:r>
+      <w:r>
+        <w:rPr>
+          <w:lang w:val="nl-NL"/>
+        </w:rPr>
+        <w:t>{{nipPic}}</w:t>
+      </w:r>
+      <w:r>
+        <w:rPr>
+          <w:lang w:val="nl-NL"/>
+        </w:rPr>
+        <w:tab/>
+      </w:r>
+      <w:r>
+        <w:rPr>
+          <w:lang w:val="nl-NL"/>
+        </w:rPr>
+        <w:tab/>
+      </w:r>
+      <w:r>
+        <w:rPr>
+          <w:lang w:val="nl-NL"/>
+        </w:rPr>
+        <w:tab/>
+      </w:r>
+      <w:r>
+        <w:rPr>
+          <w:lang w:val="nl-NL"/>
+        </w:rPr>
+        <w:tab/>
+      </w:r>
+      <w:r>
+        <w:rPr>
+          <w:lang w:val="nl-NL"/>
+        </w:rPr>
+        <w:tab/>
+      </w:r>
+      <w:r>
+        <w:rPr>
+          <w:lang w:val="nl-NL"/>
+        </w:rPr>
+        <w:tab/>
+      </w:r>
+      <w:r>
+        <w:rPr>
+          <w:lang w:val="nl-NL"/>
+        </w:rPr>
         <w:t>NIP</w:t>
       </w:r>
+      <w:r>
+        <w:rPr>
+          <w:lang w:val="nl-NL"/>
+        </w:rPr>
+        <w:t xml:space="preserve"> </w:t>
+      </w:r>
+      <w:r>
+        <w:rPr>
+          <w:lang w:val="nl-NL"/>
+        </w:rPr>
+        <w:t>{{nipPegawai}}</w:t>
+      </w:r>
     </w:p>
     <w:p>
       <w:pPr>
         <w:rPr>
-          <w:lang w:val="fi-FI"/>
+          <w:lang w:val="nl-NL"/>
         </w:rPr>
       </w:pPr>
       <w:r>
         <w:rPr>
-          <w:lang w:val="fi-FI"/>
-        </w:rPr>
-        <w:tab/>
-      </w:r>
-      <w:r>
-        <w:rPr>
-          <w:lang w:val="fi-FI"/>
-        </w:rPr>
-        <w:tab/>
-      </w:r>
-      <w:r>
-        <w:rPr>
-          <w:lang w:val="fi-FI"/>
-        </w:rPr>
-        <w:tab/>
-      </w:r>
-      <w:r>
-        <w:rPr>
-          <w:lang w:val="fi-FI"/>
-        </w:rPr>
-        <w:tab/>
-      </w:r>
-      <w:r>
-        <w:rPr>
-          <w:lang w:val="fi-FI"/>
-        </w:rPr>
-        <w:tab/>
-      </w:r>
-      <w:r>
-        <w:rPr>
-          <w:lang w:val="fi-FI"/>
-        </w:rPr>
-        <w:tab/>
-      </w:r>
-      <w:r>
-        <w:rPr>
-          <w:lang w:val="fi-FI"/>
+          <w:lang w:val="nl-NL"/>
+        </w:rPr>
+        <w:tab/>
+      </w:r>
+      <w:r>
+        <w:rPr>
+          <w:lang w:val="nl-NL"/>
+        </w:rPr>
+        <w:tab/>
+      </w:r>
+      <w:r>
+        <w:rPr>
+          <w:lang w:val="nl-NL"/>
+        </w:rPr>
+        <w:tab/>
+      </w:r>
+      <w:r>
+        <w:rPr>
+          <w:lang w:val="nl-NL"/>
+        </w:rPr>
+        <w:tab/>
+      </w:r>
+      <w:r>
+        <w:rPr>
+          <w:lang w:val="nl-NL"/>
+        </w:rPr>
+        <w:tab/>
+      </w:r>
+      <w:r>
+        <w:rPr>
+          <w:lang w:val="nl-NL"/>
+        </w:rPr>
+        <w:tab/>
+      </w:r>
+      <w:r>
+        <w:rPr>
+          <w:lang w:val="nl-NL"/>
         </w:rPr>
         <w:tab/>
       </w:r>
@@ -1023,54 +1055,54 @@
     <w:p>
       <w:pPr>
         <w:rPr>
-          <w:lang w:val="fi-FI"/>
+          <w:lang w:val="nl-NL"/>
         </w:rPr>
       </w:pPr>
       <w:r>
         <w:rPr>
-          <w:lang w:val="fi-FI"/>
+          <w:lang w:val="nl-NL"/>
         </w:rPr>
         <w:t>Mengetahui</w:t>
       </w:r>
       <w:r>
         <w:rPr>
-          <w:lang w:val="fi-FI"/>
-        </w:rPr>
-        <w:tab/>
-      </w:r>
-      <w:r>
-        <w:rPr>
-          <w:lang w:val="fi-FI"/>
-        </w:rPr>
-        <w:tab/>
-      </w:r>
-      <w:r>
-        <w:rPr>
-          <w:lang w:val="fi-FI"/>
-        </w:rPr>
-        <w:tab/>
-      </w:r>
-      <w:r>
-        <w:rPr>
-          <w:lang w:val="fi-FI"/>
-        </w:rPr>
-        <w:tab/>
-      </w:r>
-      <w:r>
-        <w:rPr>
-          <w:lang w:val="fi-FI"/>
-        </w:rPr>
-        <w:tab/>
-      </w:r>
-      <w:r>
-        <w:rPr>
-          <w:lang w:val="fi-FI"/>
-        </w:rPr>
-        <w:tab/>
-      </w:r>
-      <w:r>
-        <w:rPr>
-          <w:lang w:val="fi-FI"/>
+          <w:lang w:val="nl-NL"/>
+        </w:rPr>
+        <w:tab/>
+      </w:r>
+      <w:r>
+        <w:rPr>
+          <w:lang w:val="nl-NL"/>
+        </w:rPr>
+        <w:tab/>
+      </w:r>
+      <w:r>
+        <w:rPr>
+          <w:lang w:val="nl-NL"/>
+        </w:rPr>
+        <w:tab/>
+      </w:r>
+      <w:r>
+        <w:rPr>
+          <w:lang w:val="nl-NL"/>
+        </w:rPr>
+        <w:tab/>
+      </w:r>
+      <w:r>
+        <w:rPr>
+          <w:lang w:val="nl-NL"/>
+        </w:rPr>
+        <w:tab/>
+      </w:r>
+      <w:r>
+        <w:rPr>
+          <w:lang w:val="nl-NL"/>
+        </w:rPr>
+        <w:tab/>
+      </w:r>
+      <w:r>
+        <w:rPr>
+          <w:lang w:val="nl-NL"/>
         </w:rPr>
         <w:tab/>
         <w:t>Pengelola BMN</w:t>
@@ -1079,48 +1111,48 @@
     <w:p>
       <w:pPr>
         <w:rPr>
-          <w:lang w:val="fi-FI"/>
+          <w:lang w:val="nl-NL"/>
         </w:rPr>
       </w:pPr>
       <w:r>
         <w:rPr>
-          <w:lang w:val="fi-FI"/>
+          <w:lang w:val="nl-NL"/>
         </w:rPr>
         <w:t>Kabag Umum/PPK</w:t>
       </w:r>
       <w:r>
         <w:rPr>
-          <w:lang w:val="fi-FI"/>
-        </w:rPr>
-        <w:tab/>
-      </w:r>
-      <w:r>
-        <w:rPr>
-          <w:lang w:val="fi-FI"/>
-        </w:rPr>
-        <w:tab/>
-      </w:r>
-      <w:r>
-        <w:rPr>
-          <w:lang w:val="fi-FI"/>
-        </w:rPr>
-        <w:tab/>
-      </w:r>
-      <w:r>
-        <w:rPr>
-          <w:lang w:val="fi-FI"/>
-        </w:rPr>
-        <w:tab/>
-      </w:r>
-      <w:r>
-        <w:rPr>
-          <w:lang w:val="fi-FI"/>
-        </w:rPr>
-        <w:tab/>
-      </w:r>
-      <w:r>
-        <w:rPr>
-          <w:lang w:val="fi-FI"/>
+          <w:lang w:val="nl-NL"/>
+        </w:rPr>
+        <w:tab/>
+      </w:r>
+      <w:r>
+        <w:rPr>
+          <w:lang w:val="nl-NL"/>
+        </w:rPr>
+        <w:tab/>
+      </w:r>
+      <w:r>
+        <w:rPr>
+          <w:lang w:val="nl-NL"/>
+        </w:rPr>
+        <w:tab/>
+      </w:r>
+      <w:r>
+        <w:rPr>
+          <w:lang w:val="nl-NL"/>
+        </w:rPr>
+        <w:tab/>
+      </w:r>
+      <w:r>
+        <w:rPr>
+          <w:lang w:val="nl-NL"/>
+        </w:rPr>
+        <w:tab/>
+      </w:r>
+      <w:r>
+        <w:rPr>
+          <w:lang w:val="nl-NL"/>
         </w:rPr>
         <w:tab/>
         <w:t>Kaur BMN,</w:t>
@@ -1129,21 +1161,21 @@
     <w:p>
       <w:pPr>
         <w:rPr>
-          <w:lang w:val="fi-FI"/>
+          <w:lang w:val="nl-NL"/>
         </w:rPr>
       </w:pPr>
     </w:p>
     <w:p>
       <w:pPr>
         <w:rPr>
-          <w:lang w:val="fi-FI"/>
+          <w:lang w:val="nl-NL"/>
         </w:rPr>
       </w:pPr>
     </w:p>
     <w:p>
       <w:pPr>
         <w:rPr>
-          <w:lang w:val="fi-FI"/>
+          <w:lang w:val="nl-NL"/>
         </w:rPr>
       </w:pPr>
     </w:p>
@@ -1272,7 +1304,7 @@
 </file>
 
 <file path=word/endnotes.xml><?xml version="1.0" encoding="utf-8"?>
-<w:endnotes xmlns:wpc="http://schemas.microsoft.com/office/word/2010/wordprocessingCanvas" xmlns:cx="http://schemas.microsoft.com/office/drawing/2014/chartex" xmlns:cx1="http://schemas.microsoft.com/office/drawing/2015/9/8/chartex" xmlns:cx2="http://schemas.microsoft.com/office/drawing/2015/10/21/chartex" xmlns:cx3="http://schemas.microsoft.com/office/drawing/2016/5/9/chartex" xmlns:cx4="http://schemas.microsoft.com/office/drawing/2016/5/10/chartex" xmlns:cx5="http://schemas.microsoft.com/office/drawing/2016/5/11/chartex" xmlns:cx6="http://schemas.microsoft.com/office/drawing/2016/5/12/chartex" xmlns:cx7="http://schemas.microsoft.com/office/drawing/2016/5/13/chartex" xmlns:cx8="http://schemas.microsoft.com/office/drawing/2016/5/14/chartex" xmlns:mc="http://schemas.openxmlformats.org/markup-compatibility/2006" xmlns:aink="http://schemas.microsoft.com/office/drawing/2016/ink" xmlns:am3d="http://schemas.microsoft.com/office/drawing/2017/model3d" xmlns:o="urn:schemas-microsoft-com:office:office" xmlns:oel="http://schemas.microsoft.com/office/2019/extlst" xmlns:r="http://schemas.openxmlformats.org/officeDocument/2006/relationships" xmlns:m="http://schemas.openxmlformats.org/officeDocument/2006/math" xmlns:v="urn:schemas-microsoft-com:vml" xmlns:wp14="http://schemas.microsoft.com/office/word/2010/wordprocessingDrawing" xmlns:wp="http://schemas.openxmlformats.org/drawingml/2006/wordprocessingDrawing" xmlns:w10="urn:schemas-microsoft-com:office:word" xmlns:w="http://schemas.openxmlformats.org/wordprocessingml/2006/main" xmlns:w14="http://schemas.microsoft.com/office/word/2010/wordml" xmlns:w15="http://schemas.microsoft.com/office/word/2012/wordml" xmlns:w16cei="http://schemas.microsoft.com/office/word/2026/wordml/cei" xmlns:w16cex="http://schemas.microsoft.com/office/word/2018/wordml/cex" xmlns:w16cid="http://schemas.microsoft.com/office/word/2016/wordml/cid" xmlns:w16="http://schemas.microsoft.com/office/word/2018/wordml" xmlns:w16du="http://schemas.microsoft.com/office/word/2023/wordml/word16du" xmlns:w16sdtdh="http://schemas.microsoft.com/office/word/2020/wordml/sdtdatahash" xmlns:w16sdtfl="http://schemas.microsoft.com/office/word/2024/wordml/sdtformatlock" xmlns:w16se="http://schemas.microsoft.com/office/word/2015/wordml/symex" xmlns:wpg="http://schemas.microsoft.com/office/word/2010/wordprocessingGroup" xmlns:wpi="http://schemas.microsoft.com/office/word/2010/wordprocessingInk" xmlns:wne="http://schemas.microsoft.com/office/word/2006/wordml" xmlns:wps="http://schemas.microsoft.com/office/word/2010/wordprocessingShape" mc:Ignorable="w14 w15 w16se w16cid w16 w16cex w16sdtdh w16sdtfl w16du wp14">
+<w:endnotes xmlns:wpc="http://schemas.microsoft.com/office/word/2010/wordprocessingCanvas" xmlns:cx="http://schemas.microsoft.com/office/drawing/2014/chartex" xmlns:cx1="http://schemas.microsoft.com/office/drawing/2015/9/8/chartex" xmlns:cx2="http://schemas.microsoft.com/office/drawing/2015/10/21/chartex" xmlns:cx3="http://schemas.microsoft.com/office/drawing/2016/5/9/chartex" xmlns:cx4="http://schemas.microsoft.com/office/drawing/2016/5/10/chartex" xmlns:cx5="http://schemas.microsoft.com/office/drawing/2016/5/11/chartex" xmlns:cx6="http://schemas.microsoft.com/office/drawing/2016/5/12/chartex" xmlns:cx7="http://schemas.microsoft.com/office/drawing/2016/5/13/chartex" xmlns:cx8="http://schemas.microsoft.com/office/drawing/2016/5/14/chartex" xmlns:mc="http://schemas.openxmlformats.org/markup-compatibility/2006" xmlns:aink="http://schemas.microsoft.com/office/drawing/2016/ink" xmlns:am3d="http://schemas.microsoft.com/office/drawing/2017/model3d" xmlns:o="urn:schemas-microsoft-com:office:office" xmlns:oel="http://schemas.microsoft.com/office/2019/extlst" xmlns:r="http://schemas.openxmlformats.org/officeDocument/2006/relationships" xmlns:m="http://schemas.openxmlformats.org/officeDocument/2006/math" xmlns:v="urn:schemas-microsoft-com:vml" xmlns:wp14="http://schemas.microsoft.com/office/word/2010/wordprocessingDrawing" xmlns:wp="http://schemas.openxmlformats.org/drawingml/2006/wordprocessingDrawing" xmlns:w10="urn:schemas-microsoft-com:office:word" xmlns:w="http://schemas.openxmlformats.org/wordprocessingml/2006/main" xmlns:w14="http://schemas.microsoft.com/office/word/2010/wordml" xmlns:w15="http://schemas.microsoft.com/office/word/2012/wordml" xmlns:w16cex="http://schemas.microsoft.com/office/word/2018/wordml/cex" xmlns:w16cid="http://schemas.microsoft.com/office/word/2016/wordml/cid" xmlns:w16="http://schemas.microsoft.com/office/word/2018/wordml" xmlns:w16du="http://schemas.microsoft.com/office/word/2023/wordml/word16du" xmlns:w16sdtdh="http://schemas.microsoft.com/office/word/2020/wordml/sdtdatahash" xmlns:w16sdtfl="http://schemas.microsoft.com/office/word/2024/wordml/sdtformatlock" xmlns:w16se="http://schemas.microsoft.com/office/word/2015/wordml/symex" xmlns:wpg="http://schemas.microsoft.com/office/word/2010/wordprocessingGroup" xmlns:wpi="http://schemas.microsoft.com/office/word/2010/wordprocessingInk" xmlns:wne="http://schemas.microsoft.com/office/word/2006/wordml" xmlns:wps="http://schemas.microsoft.com/office/word/2010/wordprocessingShape" mc:Ignorable="w14 w15 w16se w16cid w16 w16cex w16sdtdh w16sdtfl w16du wp14">
   <w:endnote w:type="separator" w:id="-1">
     <w:p>
       <w:r>
@@ -1291,7 +1323,7 @@
 </file>
 
 <file path=word/footnotes.xml><?xml version="1.0" encoding="utf-8"?>
-<w:footnotes xmlns:wpc="http://schemas.microsoft.com/office/word/2010/wordprocessingCanvas" xmlns:cx="http://schemas.microsoft.com/office/drawing/2014/chartex" xmlns:cx1="http://schemas.microsoft.com/office/drawing/2015/9/8/chartex" xmlns:cx2="http://schemas.microsoft.com/office/drawing/2015/10/21/chartex" xmlns:cx3="http://schemas.microsoft.com/office/drawing/2016/5/9/chartex" xmlns:cx4="http://schemas.microsoft.com/office/drawing/2016/5/10/chartex" xmlns:cx5="http://schemas.microsoft.com/office/drawing/2016/5/11/chartex" xmlns:cx6="http://schemas.microsoft.com/office/drawing/2016/5/12/chartex" xmlns:cx7="http://schemas.microsoft.com/office/drawing/2016/5/13/chartex" xmlns:cx8="http://schemas.microsoft.com/office/drawing/2016/5/14/chartex" xmlns:mc="http://schemas.openxmlformats.org/markup-compatibility/2006" xmlns:aink="http://schemas.microsoft.com/office/drawing/2016/ink" xmlns:am3d="http://schemas.microsoft.com/office/drawing/2017/model3d" xmlns:o="urn:schemas-microsoft-com:office:office" xmlns:oel="http://schemas.microsoft.com/office/2019/extlst" xmlns:r="http://schemas.openxmlformats.org/officeDocument/2006/relationships" xmlns:m="http://schemas.openxmlformats.org/officeDocument/2006/math" xmlns:v="urn:schemas-microsoft-com:vml" xmlns:wp14="http://schemas.microsoft.com/office/word/2010/wordprocessingDrawing" xmlns:wp="http://schemas.openxmlformats.org/drawingml/2006/wordprocessingDrawing" xmlns:w10="urn:schemas-microsoft-com:office:word" xmlns:w="http://schemas.openxmlformats.org/wordprocessingml/2006/main" xmlns:w14="http://schemas.microsoft.com/office/word/2010/wordml" xmlns:w15="http://schemas.microsoft.com/office/word/2012/wordml" xmlns:w16cei="http://schemas.microsoft.com/office/word/2026/wordml/cei" xmlns:w16cex="http://schemas.microsoft.com/office/word/2018/wordml/cex" xmlns:w16cid="http://schemas.microsoft.com/office/word/2016/wordml/cid" xmlns:w16="http://schemas.microsoft.com/office/word/2018/wordml" xmlns:w16du="http://schemas.microsoft.com/office/word/2023/wordml/word16du" xmlns:w16sdtdh="http://schemas.microsoft.com/office/word/2020/wordml/sdtdatahash" xmlns:w16sdtfl="http://schemas.microsoft.com/office/word/2024/wordml/sdtformatlock" xmlns:w16se="http://schemas.microsoft.com/office/word/2015/wordml/symex" xmlns:wpg="http://schemas.microsoft.com/office/word/2010/wordprocessingGroup" xmlns:wpi="http://schemas.microsoft.com/office/word/2010/wordprocessingInk" xmlns:wne="http://schemas.microsoft.com/office/word/2006/wordml" xmlns:wps="http://schemas.microsoft.com/office/word/2010/wordprocessingShape" mc:Ignorable="w14 w15 w16se w16cid w16 w16cex w16sdtdh w16sdtfl w16du wp14">
+<w:footnotes xmlns:wpc="http://schemas.microsoft.com/office/word/2010/wordprocessingCanvas" xmlns:cx="http://schemas.microsoft.com/office/drawing/2014/chartex" xmlns:cx1="http://schemas.microsoft.com/office/drawing/2015/9/8/chartex" xmlns:cx2="http://schemas.microsoft.com/office/drawing/2015/10/21/chartex" xmlns:cx3="http://schemas.microsoft.com/office/drawing/2016/5/9/chartex" xmlns:cx4="http://schemas.microsoft.com/office/drawing/2016/5/10/chartex" xmlns:cx5="http://schemas.microsoft.com/office/drawing/2016/5/11/chartex" xmlns:cx6="http://schemas.microsoft.com/office/drawing/2016/5/12/chartex" xmlns:cx7="http://schemas.microsoft.com/office/drawing/2016/5/13/chartex" xmlns:cx8="http://schemas.microsoft.com/office/drawing/2016/5/14/chartex" xmlns:mc="http://schemas.openxmlformats.org/markup-compatibility/2006" xmlns:aink="http://schemas.microsoft.com/office/drawing/2016/ink" xmlns:am3d="http://schemas.microsoft.com/office/drawing/2017/model3d" xmlns:o="urn:schemas-microsoft-com:office:office" xmlns:oel="http://schemas.microsoft.com/office/2019/extlst" xmlns:r="http://schemas.openxmlformats.org/officeDocument/2006/relationships" xmlns:m="http://schemas.openxmlformats.org/officeDocument/2006/math" xmlns:v="urn:schemas-microsoft-com:vml" xmlns:wp14="http://schemas.microsoft.com/office/word/2010/wordprocessingDrawing" xmlns:wp="http://schemas.openxmlformats.org/drawingml/2006/wordprocessingDrawing" xmlns:w10="urn:schemas-microsoft-com:office:word" xmlns:w="http://schemas.openxmlformats.org/wordprocessingml/2006/main" xmlns:w14="http://schemas.microsoft.com/office/word/2010/wordml" xmlns:w15="http://schemas.microsoft.com/office/word/2012/wordml" xmlns:w16cex="http://schemas.microsoft.com/office/word/2018/wordml/cex" xmlns:w16cid="http://schemas.microsoft.com/office/word/2016/wordml/cid" xmlns:w16="http://schemas.microsoft.com/office/word/2018/wordml" xmlns:w16du="http://schemas.microsoft.com/office/word/2023/wordml/word16du" xmlns:w16sdtdh="http://schemas.microsoft.com/office/word/2020/wordml/sdtdatahash" xmlns:w16sdtfl="http://schemas.microsoft.com/office/word/2024/wordml/sdtformatlock" xmlns:w16se="http://schemas.microsoft.com/office/word/2015/wordml/symex" xmlns:wpg="http://schemas.microsoft.com/office/word/2010/wordprocessingGroup" xmlns:wpi="http://schemas.microsoft.com/office/word/2010/wordprocessingInk" xmlns:wne="http://schemas.microsoft.com/office/word/2006/wordml" xmlns:wps="http://schemas.microsoft.com/office/word/2010/wordprocessingShape" mc:Ignorable="w14 w15 w16se w16cid w16 w16cex w16sdtdh w16sdtfl w16du wp14">
   <w:footnote w:type="separator" w:id="-1">
     <w:p>
       <w:r>
@@ -1310,7 +1342,7 @@
 </file>
 
 <file path=word/header1.xml><?xml version="1.0" encoding="utf-8"?>
-<w:hdr xmlns:wpc="http://schemas.microsoft.com/office/word/2010/wordprocessingCanvas" xmlns:cx="http://schemas.microsoft.com/office/drawing/2014/chartex" xmlns:cx1="http://schemas.microsoft.com/office/drawing/2015/9/8/chartex" xmlns:cx2="http://schemas.microsoft.com/office/drawing/2015/10/21/chartex" xmlns:cx3="http://schemas.microsoft.com/office/drawing/2016/5/9/chartex" xmlns:cx4="http://schemas.microsoft.com/office/drawing/2016/5/10/chartex" xmlns:cx5="http://schemas.microsoft.com/office/drawing/2016/5/11/chartex" xmlns:cx6="http://schemas.microsoft.com/office/drawing/2016/5/12/chartex" xmlns:cx7="http://schemas.microsoft.com/office/drawing/2016/5/13/chartex" xmlns:cx8="http://schemas.microsoft.com/office/drawing/2016/5/14/chartex" xmlns:mc="http://schemas.openxmlformats.org/markup-compatibility/2006" xmlns:aink="http://schemas.microsoft.com/office/drawing/2016/ink" xmlns:am3d="http://schemas.microsoft.com/office/drawing/2017/model3d" xmlns:o="urn:schemas-microsoft-com:office:office" xmlns:oel="http://schemas.microsoft.com/office/2019/extlst" xmlns:r="http://schemas.openxmlformats.org/officeDocument/2006/relationships" xmlns:m="http://schemas.openxmlformats.org/officeDocument/2006/math" xmlns:v="urn:schemas-microsoft-com:vml" xmlns:wp14="http://schemas.microsoft.com/office/word/2010/wordprocessingDrawing" xmlns:wp="http://schemas.openxmlformats.org/drawingml/2006/wordprocessingDrawing" xmlns:w10="urn:schemas-microsoft-com:office:word" xmlns:w="http://schemas.openxmlformats.org/wordprocessingml/2006/main" xmlns:w14="http://schemas.microsoft.com/office/word/2010/wordml" xmlns:w15="http://schemas.microsoft.com/office/word/2012/wordml" xmlns:w16cei="http://schemas.microsoft.com/office/word/2026/wordml/cei" xmlns:w16cex="http://schemas.microsoft.com/office/word/2018/wordml/cex" xmlns:w16cid="http://schemas.microsoft.com/office/word/2016/wordml/cid" xmlns:w16="http://schemas.microsoft.com/office/word/2018/wordml" xmlns:w16du="http://schemas.microsoft.com/office/word/2023/wordml/word16du" xmlns:w16sdtdh="http://schemas.microsoft.com/office/word/2020/wordml/sdtdatahash" xmlns:w16sdtfl="http://schemas.microsoft.com/office/word/2024/wordml/sdtformatlock" xmlns:w16se="http://schemas.microsoft.com/office/word/2015/wordml/symex" xmlns:wpg="http://schemas.microsoft.com/office/word/2010/wordprocessingGroup" xmlns:wpi="http://schemas.microsoft.com/office/word/2010/wordprocessingInk" xmlns:wne="http://schemas.microsoft.com/office/word/2006/wordml" xmlns:wps="http://schemas.microsoft.com/office/word/2010/wordprocessingShape" mc:Ignorable="w14 w15 w16se w16cid w16 w16cex w16sdtdh w16sdtfl w16du wp14">
+<w:hdr xmlns:wpc="http://schemas.microsoft.com/office/word/2010/wordprocessingCanvas" xmlns:cx="http://schemas.microsoft.com/office/drawing/2014/chartex" xmlns:cx1="http://schemas.microsoft.com/office/drawing/2015/9/8/chartex" xmlns:cx2="http://schemas.microsoft.com/office/drawing/2015/10/21/chartex" xmlns:cx3="http://schemas.microsoft.com/office/drawing/2016/5/9/chartex" xmlns:cx4="http://schemas.microsoft.com/office/drawing/2016/5/10/chartex" xmlns:cx5="http://schemas.microsoft.com/office/drawing/2016/5/11/chartex" xmlns:cx6="http://schemas.microsoft.com/office/drawing/2016/5/12/chartex" xmlns:cx7="http://schemas.microsoft.com/office/drawing/2016/5/13/chartex" xmlns:cx8="http://schemas.microsoft.com/office/drawing/2016/5/14/chartex" xmlns:mc="http://schemas.openxmlformats.org/markup-compatibility/2006" xmlns:aink="http://schemas.microsoft.com/office/drawing/2016/ink" xmlns:am3d="http://schemas.microsoft.com/office/drawing/2017/model3d" xmlns:o="urn:schemas-microsoft-com:office:office" xmlns:oel="http://schemas.microsoft.com/office/2019/extlst" xmlns:r="http://schemas.openxmlformats.org/officeDocument/2006/relationships" xmlns:m="http://schemas.openxmlformats.org/officeDocument/2006/math" xmlns:v="urn:schemas-microsoft-com:vml" xmlns:wp14="http://schemas.microsoft.com/office/word/2010/wordprocessingDrawing" xmlns:wp="http://schemas.openxmlformats.org/drawingml/2006/wordprocessingDrawing" xmlns:w10="urn:schemas-microsoft-com:office:word" xmlns:w="http://schemas.openxmlformats.org/wordprocessingml/2006/main" xmlns:w14="http://schemas.microsoft.com/office/word/2010/wordml" xmlns:w15="http://schemas.microsoft.com/office/word/2012/wordml" xmlns:w16cex="http://schemas.microsoft.com/office/word/2018/wordml/cex" xmlns:w16cid="http://schemas.microsoft.com/office/word/2016/wordml/cid" xmlns:w16="http://schemas.microsoft.com/office/word/2018/wordml" xmlns:w16du="http://schemas.microsoft.com/office/word/2023/wordml/word16du" xmlns:w16sdtdh="http://schemas.microsoft.com/office/word/2020/wordml/sdtdatahash" xmlns:w16sdtfl="http://schemas.microsoft.com/office/word/2024/wordml/sdtformatlock" xmlns:w16se="http://schemas.microsoft.com/office/word/2015/wordml/symex" xmlns:wpg="http://schemas.microsoft.com/office/word/2010/wordprocessingGroup" xmlns:wpi="http://schemas.microsoft.com/office/word/2010/wordprocessingInk" xmlns:wne="http://schemas.microsoft.com/office/word/2006/wordml" xmlns:wps="http://schemas.microsoft.com/office/word/2010/wordprocessingShape" mc:Ignorable="w14 w15 w16se w16cid w16 w16cex w16sdtdh w16sdtfl w16du wp14">
   <w:p>
     <w:pPr>
       <w:pBdr>
@@ -1431,7 +1463,7 @@
             </wp:anchor>
           </w:drawing>
         </mc:Choice>
-        <mc:Fallback>
+        <mc:Fallback xmlns:w16cei="http://schemas.microsoft.com/office/word/2026/wordml/cei">
           <w:pict>
             <v:rect w14:anchorId="47A812F7" id="Rectangle 574738303" o:spid="_x0000_s1026" style="position:absolute;margin-left:-67.8pt;margin-top:-28.85pt;width:20.6pt;height:21.75pt;z-index:251660288;visibility:visible;mso-wrap-style:square;mso-wrap-distance-left:9pt;mso-wrap-distance-top:0;mso-wrap-distance-right:9pt;mso-wrap-distance-bottom:0;mso-position-horizontal:absolute;mso-position-horizontal-relative:text;mso-position-vertical:absolute;mso-position-vertical-relative:text;v-text-anchor:top" o:gfxdata="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" filled="f" stroked="f">
               <v:textbox inset="2.53958mm,1.2694mm,2.53958mm,1.2694mm">
@@ -1503,7 +1535,7 @@
             </wp:anchor>
           </w:drawing>
         </mc:Choice>
-        <mc:Fallback>
+        <mc:Fallback xmlns:w16cei="http://schemas.microsoft.com/office/word/2026/wordml/cei">
           <w:pict>
             <v:rect w14:anchorId="294B3DD8" id="Rectangle 574738302" o:spid="_x0000_s1027" style="position:absolute;margin-left:-67.8pt;margin-top:-28.85pt;width:20.6pt;height:21.75pt;z-index:251661312;visibility:visible;mso-wrap-style:square;mso-wrap-distance-left:9pt;mso-wrap-distance-top:0;mso-wrap-distance-right:9pt;mso-wrap-distance-bottom:0;mso-position-horizontal:absolute;mso-position-horizontal-relative:text;mso-position-vertical:absolute;mso-position-vertical-relative:text;v-text-anchor:top" o:gfxdata="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" filled="f" stroked="f">
               <v:textbox inset="2.53958mm,1.2694mm,2.53958mm,1.2694mm">
@@ -1525,7 +1557,7 @@
 </file>
 
 <file path=word/header2.xml><?xml version="1.0" encoding="utf-8"?>
-<w:hdr xmlns:wpc="http://schemas.microsoft.com/office/word/2010/wordprocessingCanvas" xmlns:cx="http://schemas.microsoft.com/office/drawing/2014/chartex" xmlns:cx1="http://schemas.microsoft.com/office/drawing/2015/9/8/chartex" xmlns:cx2="http://schemas.microsoft.com/office/drawing/2015/10/21/chartex" xmlns:cx3="http://schemas.microsoft.com/office/drawing/2016/5/9/chartex" xmlns:cx4="http://schemas.microsoft.com/office/drawing/2016/5/10/chartex" xmlns:cx5="http://schemas.microsoft.com/office/drawing/2016/5/11/chartex" xmlns:cx6="http://schemas.microsoft.com/office/drawing/2016/5/12/chartex" xmlns:cx7="http://schemas.microsoft.com/office/drawing/2016/5/13/chartex" xmlns:cx8="http://schemas.microsoft.com/office/drawing/2016/5/14/chartex" xmlns:mc="http://schemas.openxmlformats.org/markup-compatibility/2006" xmlns:aink="http://schemas.microsoft.com/office/drawing/2016/ink" xmlns:am3d="http://schemas.microsoft.com/office/drawing/2017/model3d" xmlns:o="urn:schemas-microsoft-com:office:office" xmlns:oel="http://schemas.microsoft.com/office/2019/extlst" xmlns:r="http://schemas.openxmlformats.org/officeDocument/2006/relationships" xmlns:m="http://schemas.openxmlformats.org/officeDocument/2006/math" xmlns:v="urn:schemas-microsoft-com:vml" xmlns:wp14="http://schemas.microsoft.com/office/word/2010/wordprocessingDrawing" xmlns:wp="http://schemas.openxmlformats.org/drawingml/2006/wordprocessingDrawing" xmlns:w10="urn:schemas-microsoft-com:office:word" xmlns:w="http://schemas.openxmlformats.org/wordprocessingml/2006/main" xmlns:w14="http://schemas.microsoft.com/office/word/2010/wordml" xmlns:w15="http://schemas.microsoft.com/office/word/2012/wordml" xmlns:w16cei="http://schemas.microsoft.com/office/word/2026/wordml/cei" xmlns:w16cex="http://schemas.microsoft.com/office/word/2018/wordml/cex" xmlns:w16cid="http://schemas.microsoft.com/office/word/2016/wordml/cid" xmlns:w16="http://schemas.microsoft.com/office/word/2018/wordml" xmlns:w16du="http://schemas.microsoft.com/office/word/2023/wordml/word16du" xmlns:w16sdtdh="http://schemas.microsoft.com/office/word/2020/wordml/sdtdatahash" xmlns:w16sdtfl="http://schemas.microsoft.com/office/word/2024/wordml/sdtformatlock" xmlns:w16se="http://schemas.microsoft.com/office/word/2015/wordml/symex" xmlns:wpg="http://schemas.microsoft.com/office/word/2010/wordprocessingGroup" xmlns:wpi="http://schemas.microsoft.com/office/word/2010/wordprocessingInk" xmlns:wne="http://schemas.microsoft.com/office/word/2006/wordml" xmlns:wps="http://schemas.microsoft.com/office/word/2010/wordprocessingShape" mc:Ignorable="w14 w15 w16se w16cid w16 w16cex w16sdtdh w16sdtfl w16du wp14">
+<w:hdr xmlns:wpc="http://schemas.microsoft.com/office/word/2010/wordprocessingCanvas" xmlns:cx="http://schemas.microsoft.com/office/drawing/2014/chartex" xmlns:cx1="http://schemas.microsoft.com/office/drawing/2015/9/8/chartex" xmlns:cx2="http://schemas.microsoft.com/office/drawing/2015/10/21/chartex" xmlns:cx3="http://schemas.microsoft.com/office/drawing/2016/5/9/chartex" xmlns:cx4="http://schemas.microsoft.com/office/drawing/2016/5/10/chartex" xmlns:cx5="http://schemas.microsoft.com/office/drawing/2016/5/11/chartex" xmlns:cx6="http://schemas.microsoft.com/office/drawing/2016/5/12/chartex" xmlns:cx7="http://schemas.microsoft.com/office/drawing/2016/5/13/chartex" xmlns:cx8="http://schemas.microsoft.com/office/drawing/2016/5/14/chartex" xmlns:mc="http://schemas.openxmlformats.org/markup-compatibility/2006" xmlns:aink="http://schemas.microsoft.com/office/drawing/2016/ink" xmlns:am3d="http://schemas.microsoft.com/office/drawing/2017/model3d" xmlns:o="urn:schemas-microsoft-com:office:office" xmlns:oel="http://schemas.microsoft.com/office/2019/extlst" xmlns:r="http://schemas.openxmlformats.org/officeDocument/2006/relationships" xmlns:m="http://schemas.openxmlformats.org/officeDocument/2006/math" xmlns:v="urn:schemas-microsoft-com:vml" xmlns:wp14="http://schemas.microsoft.com/office/word/2010/wordprocessingDrawing" xmlns:wp="http://schemas.openxmlformats.org/drawingml/2006/wordprocessingDrawing" xmlns:w10="urn:schemas-microsoft-com:office:word" xmlns:w="http://schemas.openxmlformats.org/wordprocessingml/2006/main" xmlns:w14="http://schemas.microsoft.com/office/word/2010/wordml" xmlns:w15="http://schemas.microsoft.com/office/word/2012/wordml" xmlns:w16cex="http://schemas.microsoft.com/office/word/2018/wordml/cex" xmlns:w16cid="http://schemas.microsoft.com/office/word/2016/wordml/cid" xmlns:w16="http://schemas.microsoft.com/office/word/2018/wordml" xmlns:w16du="http://schemas.microsoft.com/office/word/2023/wordml/word16du" xmlns:w16sdtdh="http://schemas.microsoft.com/office/word/2020/wordml/sdtdatahash" xmlns:w16sdtfl="http://schemas.microsoft.com/office/word/2024/wordml/sdtformatlock" xmlns:w16se="http://schemas.microsoft.com/office/word/2015/wordml/symex" xmlns:wpg="http://schemas.microsoft.com/office/word/2010/wordprocessingGroup" xmlns:wpi="http://schemas.microsoft.com/office/word/2010/wordprocessingInk" xmlns:wne="http://schemas.microsoft.com/office/word/2006/wordml" xmlns:wps="http://schemas.microsoft.com/office/word/2010/wordprocessingShape" mc:Ignorable="w14 w15 w16se w16cid w16 w16cex w16sdtdh w16sdtfl w16du wp14">
   <w:p>
     <w:pPr>
       <w:pBdr>
@@ -2236,7 +2268,6 @@
   <w:style w:type="character" w:default="1" w:styleId="DefaultParagraphFont">
     <w:name w:val="Default Paragraph Font"/>
     <w:uiPriority w:val="1"/>
-    <w:semiHidden/>
     <w:unhideWhenUsed/>
   </w:style>
   <w:style w:type="table" w:default="1" w:styleId="TableNormal">
